--- a/deliverables/COMP9500-Weekly-Progress-Update-2026-10-13.docx
+++ b/deliverables/COMP9500-Weekly-Progress-Update-2026-10-13.docx
@@ -142,7 +142,7 @@
     </w:p>
     <w:p>
       <w:r>
-        <w:t>The October 23 readiness decision remains pending. The cloud comparison found 15 matching dependency versions, 18 differing and 9 missing. Locally, the earlier 48-test synthetic run passed with one archive-dependent test deselected; seven new manifest-verifier tests passed separately. The local Ollama 0.34.0 client is installed, but its service is stopped. H1/H2 remain unassessed and H3 has not run. [2, 9, 12, 13]</w:t>
+        <w:t>The October 23 readiness decision remains pending. The cloud comparison found 15 matching dependency versions, 18 differing and 9 missing. Locally, the earlier 48-test synthetic run passed with one archive-dependent test deselected; seven new manifest-verifier tests passed separately. The local Ollama 0.34.0 client is installed; its local API was unreachable during the check. H1/H2 remain unassessed and H3 has not run. [2, 9, 12, 13]</w:t>
       </w:r>
     </w:p>
     <w:p>
